--- a/物理结构设计及系统实现——第九组.docx
+++ b/物理结构设计及系统实现——第九组.docx
@@ -10404,17 +10404,7 @@
           <w:sz w:val="24"/>
           <w:szCs w:val="24"/>
         </w:rPr>
-        <w:t xml:space="preserve">CREATE VIEW </w:t>
-      </w:r>
-      <w:bookmarkStart w:id="5" w:name="_GoBack"/>
-      <w:bookmarkEnd w:id="5"/>
-      <w:r>
-        <w:rPr>
-          <w:rFonts w:hint="eastAsia" w:ascii="宋体" w:hAnsi="宋体" w:eastAsia="宋体" w:cs="宋体"/>
-          <w:sz w:val="24"/>
-          <w:szCs w:val="24"/>
-        </w:rPr>
-        <w:t>学生缴费情况明细 AS</w:t>
+        <w:t>CREATE VIEW 学生缴费情况明细 AS</w:t>
       </w:r>
     </w:p>
     <w:p>
@@ -14287,21 +14277,6 @@
           <w:lang w:val="en-US" w:eastAsia="zh-CN"/>
         </w:rPr>
         <w:t>存储过程2：</w:t>
-      </w:r>
-    </w:p>
-    <w:p>
-      <w:pPr>
-        <w:rPr>
-          <w:rFonts w:hint="eastAsia" w:ascii="宋体" w:hAnsi="宋体"/>
-          <w:sz w:val="24"/>
-        </w:rPr>
-      </w:pPr>
-      <w:r>
-        <w:rPr>
-          <w:rFonts w:hint="eastAsia" w:ascii="宋体" w:hAnsi="宋体"/>
-          <w:sz w:val="24"/>
-        </w:rPr>
-        <w:t>USE 班费管理系统;</w:t>
       </w:r>
     </w:p>
     <w:p>
@@ -18289,6 +18264,7 @@
           <w:szCs w:val="28"/>
         </w:rPr>
       </w:pPr>
+      <w:bookmarkStart w:id="5" w:name="_GoBack"/>
       <w:r>
         <w:rPr>
           <w:rFonts w:hint="eastAsia"/>
@@ -21855,6 +21831,7 @@
         </w:drawing>
       </w:r>
     </w:p>
+    <w:bookmarkEnd w:id="5"/>
     <w:p>
       <w:pPr>
         <w:rPr>
